--- a/chapters/word_output/CH-016_Malha_Estromal_Superfície.docx
+++ b/chapters/word_output/CH-016_Malha_Estromal_Superfície.docx
@@ -2008,7 +2008,7 @@
       <w:r>
         <w:drawing>
           <wp:inline distT="0" distB="0" distL="0" distR="0">
-            <wp:extent cx="3600450" cy="3600450"/>
+            <wp:extent cx="5038725" cy="3600450"/>
             <wp:effectExtent t="0" r="0" b="0" l="0"/>
             <wp:docPr id="1" name="" descr="" title=""/>
             <wp:cNvGraphicFramePr>
@@ -2033,7 +2033,7 @@
                   <pic:spPr bwMode="auto">
                     <a:xfrm>
                       <a:off x="0" y="0"/>
-                      <a:ext cx="3600450" cy="3600450"/>
+                      <a:ext cx="5038725" cy="3600450"/>
                     </a:xfrm>
                     <a:prstGeom prst="rect">
                       <a:avLst/>
@@ -4123,7 +4123,7 @@
       <w:r>
         <w:drawing>
           <wp:inline distT="0" distB="0" distL="0" distR="0">
-            <wp:extent cx="3600450" cy="3600450"/>
+            <wp:extent cx="5038725" cy="3600450"/>
             <wp:effectExtent t="0" r="0" b="0" l="0"/>
             <wp:docPr id="1" name="" descr="" title=""/>
             <wp:cNvGraphicFramePr>
@@ -4148,7 +4148,7 @@
                   <pic:spPr bwMode="auto">
                     <a:xfrm>
                       <a:off x="0" y="0"/>
-                      <a:ext cx="3600450" cy="3600450"/>
+                      <a:ext cx="5038725" cy="3600450"/>
                     </a:xfrm>
                     <a:prstGeom prst="rect">
                       <a:avLst/>
@@ -6276,7 +6276,7 @@
                 <w:szCs w:val="19"/>
                 <w:rFonts w:ascii="Times New Roman" w:cs="Times New Roman" w:eastAsia="Times New Roman" w:hAnsi="Times New Roman"/>
               </w:rPr>
-              <w:t xml:space="preserve"> no qual ocorre a ruptura</w:t>
+              <w:t xml:space="preserve"> no qual ocorre a deslizamento/reorganização</w:t>
             </w:r>
           </w:p>
         </w:tc>
@@ -7629,7 +7629,7 @@
       <w:r>
         <w:drawing>
           <wp:inline distT="0" distB="0" distL="0" distR="0">
-            <wp:extent cx="3600450" cy="3600450"/>
+            <wp:extent cx="5038725" cy="3600450"/>
             <wp:effectExtent t="0" r="0" b="0" l="0"/>
             <wp:docPr id="1" name="" descr="" title=""/>
             <wp:cNvGraphicFramePr>
@@ -7654,7 +7654,7 @@
                   <pic:spPr bwMode="auto">
                     <a:xfrm>
                       <a:off x="0" y="0"/>
-                      <a:ext cx="3600450" cy="3600450"/>
+                      <a:ext cx="5038725" cy="3600450"/>
                     </a:xfrm>
                     <a:prstGeom prst="rect">
                       <a:avLst/>
@@ -9115,7 +9115,7 @@
                 <w:szCs w:val="19"/>
                 <w:rFonts w:ascii="Times New Roman" w:cs="Times New Roman" w:eastAsia="Times New Roman" w:hAnsi="Times New Roman"/>
               </w:rPr>
-              <w:t xml:space="preserve"> localmente — cria tenting, arc-shortening</w:t>
+              <w:t xml:space="preserve"> localmente — cria tenting, arc-shortening (encurtamento do arco)</w:t>
             </w:r>
           </w:p>
         </w:tc>
@@ -10928,7 +10928,7 @@
       <w:r>
         <w:drawing>
           <wp:inline distT="0" distB="0" distL="0" distR="0">
-            <wp:extent cx="3600450" cy="3600450"/>
+            <wp:extent cx="5038725" cy="3600450"/>
             <wp:effectExtent t="0" r="0" b="0" l="0"/>
             <wp:docPr id="1" name="" descr="" title=""/>
             <wp:cNvGraphicFramePr>
@@ -10953,7 +10953,7 @@
                   <pic:spPr bwMode="auto">
                     <a:xfrm>
                       <a:off x="0" y="0"/>
-                      <a:ext cx="3600450" cy="3600450"/>
+                      <a:ext cx="5038725" cy="3600450"/>
                     </a:xfrm>
                     <a:prstGeom prst="rect">
                       <a:avLst/>
@@ -12520,7 +12520,7 @@
           <w:szCs w:val="22"/>
           <w:rFonts w:ascii="Times New Roman" w:cs="Times New Roman" w:eastAsia="Times New Roman" w:hAnsi="Times New Roman"/>
         </w:rPr>
-        <w:t xml:space="preserve">[x] Linguagem WAXS correta: "deslizam e reorganizam" (não "rompem")</w:t>
+        <w:t xml:space="preserve">[x] Linguagem WAXS correta: "deslizam e reorganizam" (não "deslizamento/reorganização")</w:t>
       </w:r>
     </w:p>
     <w:p>

--- a/chapters/word_output/CH-016_Malha_Estromal_Superfície.docx
+++ b/chapters/word_output/CH-016_Malha_Estromal_Superfície.docx
@@ -798,7 +798,7 @@
           <w:insideH w:val="single" w:color="auto" w:sz="4"/>
           <w:insideV w:val="single" w:color="auto" w:sz="4"/>
         </w:tblBorders>
-        <w:tblLayout w:type="fixed"/>
+        <w:tblLayout w:type="autofit"/>
       </w:tblPr>
       <w:tblGrid>
         <w:gridCol w:w="100"/>
@@ -2903,7 +2903,7 @@
           <w:insideH w:val="single" w:color="auto" w:sz="4"/>
           <w:insideV w:val="single" w:color="auto" w:sz="4"/>
         </w:tblBorders>
-        <w:tblLayout w:type="fixed"/>
+        <w:tblLayout w:type="autofit"/>
       </w:tblPr>
       <w:tblGrid>
         <w:gridCol w:w="100"/>
@@ -4762,7 +4762,7 @@
           <w:insideH w:val="single" w:color="auto" w:sz="4"/>
           <w:insideV w:val="single" w:color="auto" w:sz="4"/>
         </w:tblBorders>
-        <w:tblLayout w:type="fixed"/>
+        <w:tblLayout w:type="autofit"/>
       </w:tblPr>
       <w:tblGrid>
         <w:gridCol w:w="100"/>
@@ -5827,7 +5827,7 @@
           <w:insideH w:val="single" w:color="auto" w:sz="4"/>
           <w:insideV w:val="single" w:color="auto" w:sz="4"/>
         </w:tblBorders>
-        <w:tblLayout w:type="fixed"/>
+        <w:tblLayout w:type="autofit"/>
       </w:tblPr>
       <w:tblGrid>
         <w:gridCol w:w="100"/>
@@ -6493,7 +6493,7 @@
           <w:insideH w:val="single" w:color="auto" w:sz="4"/>
           <w:insideV w:val="single" w:color="auto" w:sz="4"/>
         </w:tblBorders>
-        <w:tblLayout w:type="fixed"/>
+        <w:tblLayout w:type="autofit"/>
       </w:tblPr>
       <w:tblGrid>
         <w:gridCol w:w="100"/>
@@ -8663,7 +8663,7 @@
           <w:insideH w:val="single" w:color="auto" w:sz="4"/>
           <w:insideV w:val="single" w:color="auto" w:sz="4"/>
         </w:tblBorders>
-        <w:tblLayout w:type="fixed"/>
+        <w:tblLayout w:type="autofit"/>
       </w:tblPr>
       <w:tblGrid>
         <w:gridCol w:w="100"/>
@@ -9710,7 +9710,7 @@
           <w:insideH w:val="single" w:color="auto" w:sz="4"/>
           <w:insideV w:val="single" w:color="auto" w:sz="4"/>
         </w:tblBorders>
-        <w:tblLayout w:type="fixed"/>
+        <w:tblLayout w:type="autofit"/>
       </w:tblPr>
       <w:tblGrid>
         <w:gridCol w:w="100"/>
@@ -12683,7 +12683,7 @@
           <w:insideH w:val="single" w:color="auto" w:sz="4"/>
           <w:insideV w:val="single" w:color="auto" w:sz="4"/>
         </w:tblBorders>
-        <w:tblLayout w:type="fixed"/>
+        <w:tblLayout w:type="autofit"/>
       </w:tblPr>
       <w:tblGrid>
         <w:gridCol w:w="100"/>
